--- a/论文写作原始文本/TRIGEL .docx
+++ b/论文写作原始文本/TRIGEL .docx
@@ -5456,6 +5456,8 @@
             </w:rPr>
             <m:t>=</m:t>
           </m:r>
+          <w:bookmarkStart w:id="0" w:name="_GoBack"/>
+          <w:bookmarkEnd w:id="0"/>
           <m:f>
             <m:fPr>
               <m:ctrlPr>
@@ -5923,6 +5925,20 @@
           <w:szCs w:val="24"/>
         </w:rPr>
         <w:t xml:space="preserve"> is the corresponding group-specific multiplier. The normalization factor</w:t>
+      </w:r>
+      <w:r>
+        <w:rPr>
+          <w:rFonts w:hint="eastAsia" w:eastAsia="宋体" w:cs="Times New Roman"/>
+          <w:i w:val="0"/>
+          <w:iCs w:val="0"/>
+          <w:caps w:val="0"/>
+          <w:color w:val="1F0909"/>
+          <w:spacing w:val="0"/>
+          <w:sz w:val="24"/>
+          <w:szCs w:val="24"/>
+          <w:lang w:val="en-US" w:eastAsia="zh-CN"/>
+        </w:rPr>
+        <w:t xml:space="preserve"> </w:t>
       </w:r>
       <m:oMath>
         <m:acc>
@@ -11237,8 +11253,6 @@
                     </w:rPr>
                     <m:t>0,</m:t>
                   </m:r>
-                  <w:bookmarkStart w:id="0" w:name="_GoBack"/>
-                  <w:bookmarkEnd w:id="0"/>
                   <m:r>
                     <m:rPr/>
                     <w:rPr>
